--- a/Automation for daily use/Automation/Automation PHP and Laravel.docx
+++ b/Automation for daily use/Automation/Automation PHP and Laravel.docx
@@ -2488,8 +2488,14 @@
           <w:ilvl w:val="0"/>
           <w:numId w:val="15"/>
         </w:numPr>
-      </w:pPr>
-      <w:r>
+        <w:rPr>
+          <w:color w:val="EE0000"/>
+        </w:rPr>
+      </w:pPr>
+      <w:r>
+        <w:rPr>
+          <w:color w:val="EE0000"/>
+        </w:rPr>
         <w:t>Inventory sync with supplier API</w:t>
       </w:r>
     </w:p>

--- a/Automation for daily use/Automation/Automation PHP and Laravel.docx
+++ b/Automation for daily use/Automation/Automation PHP and Laravel.docx
@@ -2505,8 +2505,14 @@
           <w:ilvl w:val="0"/>
           <w:numId w:val="15"/>
         </w:numPr>
-      </w:pPr>
-      <w:r>
+        <w:rPr>
+          <w:color w:val="EE0000"/>
+        </w:rPr>
+      </w:pPr>
+      <w:r>
+        <w:rPr>
+          <w:color w:val="EE0000"/>
+        </w:rPr>
         <w:t>Multi-role approval workflow</w:t>
       </w:r>
     </w:p>

--- a/Automation for daily use/Automation/Automation PHP and Laravel.docx
+++ b/Automation for daily use/Automation/Automation PHP and Laravel.docx
@@ -2522,8 +2522,14 @@
           <w:ilvl w:val="0"/>
           <w:numId w:val="15"/>
         </w:numPr>
-      </w:pPr>
-      <w:r>
+        <w:rPr>
+          <w:color w:val="EE0000"/>
+        </w:rPr>
+      </w:pPr>
+      <w:r>
+        <w:rPr>
+          <w:color w:val="EE0000"/>
+        </w:rPr>
         <w:t>Document approval system</w:t>
       </w:r>
     </w:p>

--- a/Automation for daily use/Automation/Automation PHP and Laravel.docx
+++ b/Automation for daily use/Automation/Automation PHP and Laravel.docx
@@ -2539,8 +2539,14 @@
           <w:ilvl w:val="0"/>
           <w:numId w:val="15"/>
         </w:numPr>
-      </w:pPr>
-      <w:r>
+        <w:rPr>
+          <w:color w:val="EE0000"/>
+        </w:rPr>
+      </w:pPr>
+      <w:r>
+        <w:rPr>
+          <w:color w:val="EE0000"/>
+        </w:rPr>
         <w:t>Employee onboarding automation</w:t>
       </w:r>
     </w:p>
